--- a/CS1103_Programming_2/Unit6_Generic_Programming/Discussion/Unit6_Discussion_Post.docx
+++ b/CS1103_Programming_2/Unit6_Generic_Programming/Discussion/Unit6_Discussion_Post.docx
@@ -112,7 +112,7 @@
           <w:i w:val="0"/>
           <w:sz w:val="24"/>
         </w:rPr>
-        <w:t xml:space="preserve"> A search method that takes Predicate&lt;? super T&gt; accepts a condition written for any supertype of T, so one condition can be reused across catalogs. Kumar (2023) explains how upper-bounded (extends) and lower-bounded (super) wildcards widen what a method accepts.</w:t>
+        <w:t xml:space="preserve"> A search method that takes Predicate&lt;? super T&gt; accepts a condition written for any supertype of T, so one condition can be reused across catalogs. Kumar (2023) and Coding with John (2021) explain how upper-bounded (extends) and lower-bounded (super) wildcards widen what a method accepts.</w:t>
       </w:r>
     </w:p>
     <w:p>
@@ -274,7 +274,7 @@
           <w:i w:val="0"/>
           <w:sz w:val="24"/>
         </w:rPr>
-        <w:t xml:space="preserve"> A type argument cannot be a primitive, so LibraryItem&lt;int&gt; is illegal (Oracle, n.d.). Using records with int fields inside the details class, or wrapper types such as Integer, solved this. I also learned that a static method cannot use the class's T, so my static printItems method declares its own type parameter, &lt;E extends LibraryItem&lt;?&gt;&gt;, as Coding with John (2021) demonstrates for generic methods.</w:t>
+        <w:t xml:space="preserve"> A type argument cannot be a primitive, so LibraryItem&lt;int&gt; is illegal (Oracle, n.d.). Using records with int fields inside the details class, or wrapper types such as Integer, solved this. I also learned that a static method cannot use the class's T, so my static printItems method declares its own type parameter, &lt;E extends LibraryItem&lt;?&gt;&gt;, as Bro Code (2020) demonstrates for generic methods.</w:t>
       </w:r>
     </w:p>
     <w:p>
@@ -288,7 +288,7 @@
           <w:i w:val="0"/>
           <w:sz w:val="24"/>
         </w:rPr>
-        <w:t>Testing confirmed that each fix worked: fifteen automated checks covering every item type and every error case all pass.</w:t>
+        <w:t>Testing confirmed that each fix worked: sixteen automated checks covering every item type and every error case all pass.</w:t>
       </w:r>
     </w:p>
     <w:p>
@@ -325,7 +325,7 @@
           <w:i w:val="0"/>
           <w:sz w:val="24"/>
         </w:rPr>
-        <w:t>Word count: 644</w:t>
+        <w:t>Word count: 648</w:t>
       </w:r>
     </w:p>
     <w:p>
@@ -360,6 +360,50 @@
           <w:i w:val="0"/>
           <w:sz w:val="24"/>
         </w:rPr>
+        <w:t xml:space="preserve">Bro Code. (2020, July 27). </w:t>
+      </w:r>
+      <w:r>
+        <w:rPr>
+          <w:rFonts w:ascii="Times New Roman" w:hAnsi="Times New Roman"/>
+          <w:b w:val="0"/>
+          <w:i/>
+          <w:sz w:val="24"/>
+        </w:rPr>
+        <w:t>Java generics</w:t>
+      </w:r>
+      <w:r>
+        <w:rPr>
+          <w:rFonts w:ascii="Times New Roman" w:hAnsi="Times New Roman"/>
+          <w:b w:val="0"/>
+          <w:i w:val="0"/>
+          <w:sz w:val="24"/>
+        </w:rPr>
+        <w:t xml:space="preserve"> [Video]. YouTube. </w:t>
+      </w:r>
+      <w:hyperlink r:id="rId10">
+        <w:r>
+          <w:rPr>
+            <w:rFonts w:ascii="Times New Roman" w:hAnsi="Times New Roman"/>
+            <w:color w:val="0563C1"/>
+            <w:u w:val="single"/>
+            <w:sz w:val="24"/>
+          </w:rPr>
+          <w:t>https://www.youtube.com/watch?v=jUcAyZ5OUm0</w:t>
+        </w:r>
+      </w:hyperlink>
+    </w:p>
+    <w:p>
+      <w:pPr>
+        <w:spacing w:line="360" w:lineRule="auto" w:after="0"/>
+        <w:ind w:left="720" w:hanging="720"/>
+      </w:pPr>
+      <w:r>
+        <w:rPr>
+          <w:rFonts w:ascii="Times New Roman" w:hAnsi="Times New Roman"/>
+          <w:b w:val="0"/>
+          <w:i w:val="0"/>
+          <w:sz w:val="24"/>
+        </w:rPr>
         <w:t xml:space="preserve">Coding with John. (2021, December 20). </w:t>
       </w:r>
       <w:r>
@@ -380,7 +424,7 @@
         </w:rPr>
         <w:t xml:space="preserve"> [Video]. YouTube. </w:t>
       </w:r>
-      <w:hyperlink r:id="rId10">
+      <w:hyperlink r:id="rId11">
         <w:r>
           <w:rPr>
             <w:rFonts w:ascii="Times New Roman" w:hAnsi="Times New Roman"/>
@@ -424,7 +468,7 @@
         </w:rPr>
         <w:t xml:space="preserve">. CodeGym. </w:t>
       </w:r>
-      <w:hyperlink r:id="rId11">
+      <w:hyperlink r:id="rId12">
         <w:r>
           <w:rPr>
             <w:rFonts w:ascii="Times New Roman" w:hAnsi="Times New Roman"/>
@@ -468,7 +512,7 @@
         </w:rPr>
         <w:t xml:space="preserve"> (Version 9, JavaFX ed.). Hobart and William Smith Colleges. </w:t>
       </w:r>
-      <w:hyperlink r:id="rId12">
+      <w:hyperlink r:id="rId13">
         <w:r>
           <w:rPr>
             <w:rFonts w:ascii="Times New Roman" w:hAnsi="Times New Roman"/>
@@ -512,7 +556,7 @@
         </w:rPr>
         <w:t xml:space="preserve">. Tech Thoughts Explorer. </w:t>
       </w:r>
-      <w:hyperlink r:id="rId13">
+      <w:hyperlink r:id="rId14">
         <w:r>
           <w:rPr>
             <w:rFonts w:ascii="Times New Roman" w:hAnsi="Times New Roman"/>
@@ -556,7 +600,7 @@
         </w:rPr>
         <w:t xml:space="preserve">. The Java Tutorials. </w:t>
       </w:r>
-      <w:hyperlink r:id="rId14">
+      <w:hyperlink r:id="rId15">
         <w:r>
           <w:rPr>
             <w:rFonts w:ascii="Times New Roman" w:hAnsi="Times New Roman"/>
